--- a/data/2026/октябрь/Календарно тематический план на октябрь 3 неделя.docx
+++ b/data/2026/октябрь/Календарно тематический план на октябрь 3 неделя.docx
@@ -74,7 +74,25 @@
           <w:szCs w:val="24"/>
           <w:lang w:val="ru-RU"/>
         </w:rPr>
-        <w:t xml:space="preserve"> Огород. День отца.</w:t>
+        <w:t xml:space="preserve"> Огород. День </w:t>
+      </w:r>
+      <w:r>
+        <w:rPr>
+          <w:rFonts w:ascii="Times New Roman" w:eastAsia="Times New Roman" w:hAnsi="Times New Roman" w:cs="Times New Roman"/>
+          <w:sz w:val="24"/>
+          <w:szCs w:val="24"/>
+          <w:lang w:val="ru-RU"/>
+        </w:rPr>
+        <w:t>О</w:t>
+      </w:r>
+      <w:r>
+        <w:rPr>
+          <w:rFonts w:ascii="Times New Roman" w:eastAsia="Times New Roman" w:hAnsi="Times New Roman" w:cs="Times New Roman"/>
+          <w:sz w:val="24"/>
+          <w:szCs w:val="24"/>
+          <w:lang w:val="ru-RU"/>
+        </w:rPr>
+        <w:t>тца.</w:t>
       </w:r>
     </w:p>
     <w:p>
@@ -111,70 +129,7 @@
           <w:szCs w:val="24"/>
           <w:lang w:val="ru-RU"/>
         </w:rPr>
-        <w:t>1</w:t>
-      </w:r>
-      <w:r>
-        <w:rPr>
-          <w:rFonts w:ascii="Times New Roman" w:eastAsia="Times New Roman" w:hAnsi="Times New Roman" w:cs="Times New Roman"/>
-          <w:sz w:val="24"/>
-          <w:szCs w:val="24"/>
-          <w:lang w:val="ru-RU"/>
-        </w:rPr>
-        <w:t>2</w:t>
-      </w:r>
-      <w:r>
-        <w:rPr>
-          <w:rFonts w:ascii="Times New Roman" w:eastAsia="Times New Roman" w:hAnsi="Times New Roman" w:cs="Times New Roman"/>
-          <w:sz w:val="24"/>
-          <w:szCs w:val="24"/>
-          <w:lang w:val="ru-RU"/>
-        </w:rPr>
-        <w:t xml:space="preserve"> </w:t>
-      </w:r>
-      <w:r>
-        <w:rPr>
-          <w:rFonts w:ascii="Times New Roman" w:eastAsia="Times New Roman" w:hAnsi="Times New Roman" w:cs="Times New Roman"/>
-          <w:sz w:val="24"/>
-          <w:szCs w:val="24"/>
-          <w:lang w:val="ru-RU"/>
-        </w:rPr>
-        <w:t>октября</w:t>
-      </w:r>
-      <w:r>
-        <w:rPr>
-          <w:rFonts w:ascii="Times New Roman" w:eastAsia="Times New Roman" w:hAnsi="Times New Roman" w:cs="Times New Roman"/>
-          <w:sz w:val="24"/>
-          <w:szCs w:val="24"/>
-          <w:lang w:val="ru-RU"/>
-        </w:rPr>
-        <w:t xml:space="preserve"> – </w:t>
-      </w:r>
-      <w:r>
-        <w:rPr>
-          <w:rFonts w:ascii="Times New Roman" w:eastAsia="Times New Roman" w:hAnsi="Times New Roman" w:cs="Times New Roman"/>
-          <w:sz w:val="24"/>
-          <w:szCs w:val="24"/>
-          <w:lang w:val="ru-RU"/>
-        </w:rPr>
-        <w:t>1</w:t>
-      </w:r>
-      <w:r>
-        <w:rPr>
-          <w:rFonts w:ascii="Times New Roman" w:eastAsia="Times New Roman" w:hAnsi="Times New Roman" w:cs="Times New Roman"/>
-          <w:sz w:val="24"/>
-          <w:szCs w:val="24"/>
-          <w:lang w:val="ru-RU"/>
-        </w:rPr>
-        <w:t>6</w:t>
-      </w:r>
-      <w:r>
-        <w:rPr>
-          <w:rFonts w:ascii="Times New Roman" w:eastAsia="Times New Roman" w:hAnsi="Times New Roman" w:cs="Times New Roman"/>
-          <w:sz w:val="24"/>
-          <w:szCs w:val="24"/>
-          <w:lang w:val="ru-RU"/>
-        </w:rPr>
-        <w:t xml:space="preserve"> октября</w:t>
+        <w:t>12 октября – 16 октября 2026 года</w:t>
       </w:r>
     </w:p>
     <w:p>
@@ -739,33 +694,15 @@
                 <w:bCs/>
                 <w:lang w:val="ru-RU"/>
               </w:rPr>
-              <w:t>8</w:t>
-            </w:r>
-            <w:r>
-              <w:rPr>
-                <w:b/>
-                <w:bCs/>
-                <w:lang w:val="ru-RU"/>
-              </w:rPr>
-              <w:t xml:space="preserve">, </w:t>
-            </w:r>
-            <w:proofErr w:type="spellStart"/>
-            <w:r>
-              <w:rPr>
-                <w:b/>
-                <w:bCs/>
-                <w:lang w:val="ru-RU"/>
-              </w:rPr>
-              <w:t>Нищева</w:t>
-            </w:r>
-            <w:proofErr w:type="spellEnd"/>
-            <w:r>
-              <w:rPr>
-                <w:b/>
-                <w:bCs/>
-                <w:lang w:val="ru-RU"/>
-              </w:rPr>
-              <w:t xml:space="preserve"> стр. </w:t>
+              <w:t>76</w:t>
+            </w:r>
+            <w:r>
+              <w:rPr>
+                <w:b/>
+                <w:bCs/>
+                <w:lang w:val="ru-RU"/>
+              </w:rPr>
+              <w:t xml:space="preserve">, Нищева стр. </w:t>
             </w:r>
             <w:r>
               <w:rPr>
@@ -774,6 +711,14 @@
                 <w:lang w:val="ru-RU"/>
               </w:rPr>
               <w:t>43</w:t>
+            </w:r>
+            <w:r>
+              <w:rPr>
+                <w:b/>
+                <w:bCs/>
+                <w:lang w:val="ru-RU"/>
+              </w:rPr>
+              <w:t>, Голицына стр. 17</w:t>
             </w:r>
             <w:r>
               <w:rPr>
@@ -1058,43 +1003,7 @@
                 <w:bCs/>
                 <w:lang w:val="ru-RU"/>
               </w:rPr>
-              <w:t xml:space="preserve">3. Игра с пением песни на музыку Н. </w:t>
-            </w:r>
-            <w:proofErr w:type="spellStart"/>
-            <w:r>
-              <w:rPr>
-                <w:b/>
-                <w:bCs/>
-                <w:lang w:val="ru-RU"/>
-              </w:rPr>
-              <w:t>Картушиной</w:t>
-            </w:r>
-            <w:proofErr w:type="spellEnd"/>
-            <w:r>
-              <w:rPr>
-                <w:b/>
-                <w:bCs/>
-                <w:lang w:val="ru-RU"/>
-              </w:rPr>
-              <w:t xml:space="preserve"> «Лесная </w:t>
-            </w:r>
-            <w:proofErr w:type="spellStart"/>
-            <w:r>
-              <w:rPr>
-                <w:b/>
-                <w:bCs/>
-                <w:lang w:val="ru-RU"/>
-              </w:rPr>
-              <w:t>зверобика</w:t>
-            </w:r>
-            <w:proofErr w:type="spellEnd"/>
-            <w:r>
-              <w:rPr>
-                <w:b/>
-                <w:bCs/>
-                <w:lang w:val="ru-RU"/>
-              </w:rPr>
-              <w:t>»</w:t>
+              <w:t>3. Игра с пением песни на музыку Н. Картушиной «Лесная зверобика»</w:t>
             </w:r>
           </w:p>
           <w:p>
@@ -1677,35 +1586,7 @@
               <w:rPr>
                 <w:lang w:val="en-US"/>
               </w:rPr>
-              <w:t>«</w:t>
-            </w:r>
-            <w:proofErr w:type="spellStart"/>
-            <w:r>
-              <w:rPr>
-                <w:lang w:val="en-US"/>
-              </w:rPr>
-              <w:t>Строительство</w:t>
-            </w:r>
-            <w:proofErr w:type="spellEnd"/>
-            <w:r>
-              <w:rPr>
-                <w:lang w:val="en-US"/>
-              </w:rPr>
-              <w:t xml:space="preserve"> </w:t>
-            </w:r>
-            <w:proofErr w:type="spellStart"/>
-            <w:r>
-              <w:rPr>
-                <w:lang w:val="en-US"/>
-              </w:rPr>
-              <w:t>дома</w:t>
-            </w:r>
-            <w:proofErr w:type="spellEnd"/>
-            <w:r>
-              <w:rPr>
-                <w:lang w:val="en-US"/>
-              </w:rPr>
-              <w:t>»</w:t>
+              <w:t>«Строительство дома»</w:t>
             </w:r>
           </w:p>
         </w:tc>
@@ -2661,7 +2542,7 @@
                 <w:bCs/>
                 <w:lang w:val="ru-RU"/>
               </w:rPr>
-              <w:t>2. Развитие ЭМП. Новикова №3, стр. 16. «сравнение предметов по длине»</w:t>
+              <w:t>2. Развитие ЭМП. Новикова №3, стр. 8. «Ориентировка в пространстве».</w:t>
             </w:r>
           </w:p>
           <w:p>
@@ -2680,7 +2561,7 @@
               <w:rPr>
                 <w:lang w:val="ru-RU"/>
               </w:rPr>
-              <w:t>учить сравнивать предметы по длине путём складывания.</w:t>
+              <w:t>упражнять детей в правильном обозначении положения предмета по отношению к себе, развивать ориентировку в пространстве; закрепить названия дней недели; учить составлять фигуру из восьми треугольников, закрепить названия геометрических фигур.</w:t>
             </w:r>
           </w:p>
           <w:p>
@@ -2904,25 +2785,7 @@
                 <w:bCs/>
                 <w:lang w:val="ru-RU"/>
               </w:rPr>
-              <w:t xml:space="preserve">4. Игра с пением песни на музыку С. </w:t>
-            </w:r>
-            <w:proofErr w:type="spellStart"/>
-            <w:r>
-              <w:rPr>
-                <w:b/>
-                <w:bCs/>
-                <w:lang w:val="ru-RU"/>
-              </w:rPr>
-              <w:t>Насауленко</w:t>
-            </w:r>
-            <w:proofErr w:type="spellEnd"/>
-            <w:r>
-              <w:rPr>
-                <w:b/>
-                <w:bCs/>
-                <w:lang w:val="ru-RU"/>
-              </w:rPr>
-              <w:t xml:space="preserve"> «Заводные игрушки»</w:t>
+              <w:t>4. Игра с пением песни на музыку С. Насауленко «Заводные игрушки»</w:t>
             </w:r>
           </w:p>
           <w:p>
@@ -3501,49 +3364,7 @@
               <w:rPr>
                 <w:lang w:val="en-US"/>
               </w:rPr>
-              <w:t>«</w:t>
-            </w:r>
-            <w:proofErr w:type="spellStart"/>
-            <w:r>
-              <w:rPr>
-                <w:lang w:val="en-US"/>
-              </w:rPr>
-              <w:t>Мост</w:t>
-            </w:r>
-            <w:proofErr w:type="spellEnd"/>
-            <w:r>
-              <w:rPr>
-                <w:lang w:val="en-US"/>
-              </w:rPr>
-              <w:t xml:space="preserve"> </w:t>
-            </w:r>
-            <w:proofErr w:type="spellStart"/>
-            <w:r>
-              <w:rPr>
-                <w:lang w:val="en-US"/>
-              </w:rPr>
-              <w:t>через</w:t>
-            </w:r>
-            <w:proofErr w:type="spellEnd"/>
-            <w:r>
-              <w:rPr>
-                <w:lang w:val="en-US"/>
-              </w:rPr>
-              <w:t xml:space="preserve"> </w:t>
-            </w:r>
-            <w:proofErr w:type="spellStart"/>
-            <w:r>
-              <w:rPr>
-                <w:lang w:val="en-US"/>
-              </w:rPr>
-              <w:t>реку</w:t>
-            </w:r>
-            <w:proofErr w:type="spellEnd"/>
-            <w:r>
-              <w:rPr>
-                <w:lang w:val="en-US"/>
-              </w:rPr>
-              <w:t>»</w:t>
+              <w:t>«Мост через реку»</w:t>
             </w:r>
           </w:p>
         </w:tc>
@@ -3723,28 +3544,12 @@
                 <w:lang w:val="en-US"/>
               </w:rPr>
             </w:pPr>
-            <w:proofErr w:type="spellStart"/>
             <w:r>
               <w:rPr>
                 <w:lang w:val="en-US"/>
               </w:rPr>
-              <w:t>Подметание</w:t>
-            </w:r>
-            <w:proofErr w:type="spellEnd"/>
-            <w:r>
-              <w:rPr>
-                <w:lang w:val="en-US"/>
-              </w:rPr>
-              <w:t xml:space="preserve"> </w:t>
-            </w:r>
-            <w:proofErr w:type="spellStart"/>
-            <w:r>
-              <w:rPr>
-                <w:lang w:val="en-US"/>
-              </w:rPr>
-              <w:t>дорожек</w:t>
-            </w:r>
-            <w:proofErr w:type="spellEnd"/>
+              <w:t>Подметание дорожек</w:t>
+            </w:r>
           </w:p>
         </w:tc>
         <w:tc>
@@ -4495,73 +4300,127 @@
                 <w:bCs/>
                 <w:lang w:val="ru-RU"/>
               </w:rPr>
-              <w:t>Познавательное развитие. Петербурговедение. «Река Нева». Дмитриев «Санкт-Петербург» стр. 5.</w:t>
-            </w:r>
-          </w:p>
-          <w:p>
-            <w:pPr>
-              <w:rPr>
-                <w:lang w:val="ru-RU"/>
-              </w:rPr>
-            </w:pPr>
-          </w:p>
-          <w:p>
-            <w:pPr>
-              <w:rPr>
-                <w:b/>
-                <w:bCs/>
-                <w:lang w:val="ru-RU"/>
-              </w:rPr>
-            </w:pPr>
-            <w:r>
-              <w:rPr>
-                <w:b/>
-                <w:bCs/>
-                <w:lang w:val="ru-RU"/>
-              </w:rPr>
-              <w:t>2. Музыкальное развитие.</w:t>
-            </w:r>
-          </w:p>
-          <w:p>
-            <w:pPr>
-              <w:rPr>
-                <w:lang w:val="ru-RU"/>
-              </w:rPr>
-            </w:pPr>
-          </w:p>
-          <w:p>
-            <w:pPr>
-              <w:rPr>
-                <w:b/>
-                <w:bCs/>
-                <w:lang w:val="ru-RU"/>
-              </w:rPr>
-            </w:pPr>
-            <w:r>
-              <w:rPr>
-                <w:b/>
-                <w:bCs/>
-                <w:lang w:val="ru-RU"/>
-              </w:rPr>
-              <w:t>3. Конструирование.</w:t>
-            </w:r>
-            <w:r>
-              <w:rPr>
-                <w:b/>
-                <w:bCs/>
-                <w:lang w:val="ru-RU"/>
-              </w:rPr>
-              <w:t xml:space="preserve"> «Яблоко».</w:t>
-            </w:r>
-          </w:p>
-          <w:p>
-            <w:pPr>
-              <w:rPr>
-                <w:lang w:val="ru-RU"/>
-              </w:rPr>
-            </w:pPr>
-            <w:r>
-              <w:t>Цель: учить складывать лист бумаги по образцу, аккуратно выполнять сгибы, соединять детали в целую форму; развивать мелкую моторику, глазомер и творческое воображение.</w:t>
+              <w:t>Познавательное развитие. Петербурговедение. «</w:t>
+            </w:r>
+            <w:r>
+              <w:rPr>
+                <w:b/>
+                <w:bCs/>
+                <w:lang w:val="ru-RU"/>
+              </w:rPr>
+              <w:t>Удивительный город – Санкт-Петербург. Основание Санкт-Петербурга</w:t>
+            </w:r>
+            <w:r>
+              <w:rPr>
+                <w:b/>
+                <w:bCs/>
+                <w:lang w:val="ru-RU"/>
+              </w:rPr>
+              <w:t>». Дмитриев «Санкт-Петербург» стр. 5.</w:t>
+            </w:r>
+          </w:p>
+          <w:p>
+            <w:pPr>
+              <w:rPr>
+                <w:lang w:val="ru-RU"/>
+              </w:rPr>
+            </w:pPr>
+            <w:r>
+              <w:rPr>
+                <w:lang w:val="ru-RU"/>
+              </w:rPr>
+              <w:t>Цель: познакомить детей с основанием нашего города</w:t>
+            </w:r>
+          </w:p>
+          <w:p>
+            <w:pPr>
+              <w:rPr>
+                <w:lang w:val="ru-RU"/>
+              </w:rPr>
+            </w:pPr>
+          </w:p>
+          <w:p>
+            <w:pPr>
+              <w:rPr>
+                <w:b/>
+                <w:bCs/>
+                <w:lang w:val="ru-RU"/>
+              </w:rPr>
+            </w:pPr>
+            <w:r>
+              <w:rPr>
+                <w:b/>
+                <w:bCs/>
+                <w:lang w:val="ru-RU"/>
+              </w:rPr>
+              <w:t>2. Конструирование.</w:t>
+            </w:r>
+            <w:r>
+              <w:rPr>
+                <w:b/>
+                <w:bCs/>
+                <w:lang w:val="ru-RU"/>
+              </w:rPr>
+              <w:t xml:space="preserve"> «</w:t>
+            </w:r>
+            <w:r>
+              <w:rPr>
+                <w:b/>
+                <w:bCs/>
+                <w:lang w:val="ru-RU"/>
+              </w:rPr>
+              <w:t>Дары осени. Овощи</w:t>
+            </w:r>
+            <w:r>
+              <w:rPr>
+                <w:b/>
+                <w:bCs/>
+                <w:lang w:val="ru-RU"/>
+              </w:rPr>
+              <w:t>».</w:t>
+            </w:r>
+          </w:p>
+          <w:p>
+            <w:pPr>
+              <w:rPr>
+                <w:lang w:val="ru-RU"/>
+              </w:rPr>
+            </w:pPr>
+            <w:r>
+              <w:t xml:space="preserve">Цель: </w:t>
+            </w:r>
+            <w:r>
+              <w:rPr>
+                <w:lang w:val="ru-RU"/>
+              </w:rPr>
+              <w:t>совершенствовать технику вырезания симметричных предметов из бумаги, сложенной вдвое</w:t>
+            </w:r>
+            <w:r>
+              <w:t>.</w:t>
+            </w:r>
+          </w:p>
+          <w:p>
+            <w:pPr>
+              <w:rPr>
+                <w:lang w:val="ru-RU"/>
+              </w:rPr>
+            </w:pPr>
+          </w:p>
+          <w:p>
+            <w:pPr>
+              <w:rPr>
+                <w:b/>
+                <w:bCs/>
+                <w:lang w:val="ru-RU"/>
+              </w:rPr>
+            </w:pPr>
+            <w:r>
+              <w:rPr>
+                <w:b/>
+                <w:bCs/>
+                <w:lang w:val="ru-RU"/>
+              </w:rPr>
+              <w:t>3. Музыкальное развитие.</w:t>
             </w:r>
           </w:p>
         </w:tc>
@@ -5311,35 +5170,7 @@
               <w:rPr>
                 <w:lang w:val="en-US"/>
               </w:rPr>
-              <w:t>«</w:t>
-            </w:r>
-            <w:proofErr w:type="spellStart"/>
-            <w:r>
-              <w:rPr>
-                <w:lang w:val="en-US"/>
-              </w:rPr>
-              <w:t>Город</w:t>
-            </w:r>
-            <w:proofErr w:type="spellEnd"/>
-            <w:r>
-              <w:rPr>
-                <w:lang w:val="en-US"/>
-              </w:rPr>
-              <w:t xml:space="preserve"> </w:t>
-            </w:r>
-            <w:proofErr w:type="spellStart"/>
-            <w:r>
-              <w:rPr>
-                <w:lang w:val="en-US"/>
-              </w:rPr>
-              <w:t>будущего</w:t>
-            </w:r>
-            <w:proofErr w:type="spellEnd"/>
-            <w:r>
-              <w:rPr>
-                <w:lang w:val="en-US"/>
-              </w:rPr>
-              <w:t>»</w:t>
+              <w:t>«Город будущего»</w:t>
             </w:r>
           </w:p>
         </w:tc>
@@ -6325,60 +6156,20 @@
                 <w:bCs/>
                 <w:lang w:val="ru-RU"/>
               </w:rPr>
-              <w:t>4</w:t>
-            </w:r>
-            <w:r>
-              <w:rPr>
-                <w:b/>
-                <w:bCs/>
-                <w:lang w:val="ru-RU"/>
-              </w:rPr>
-              <w:t xml:space="preserve">. </w:t>
-            </w:r>
-            <w:r>
-              <w:rPr>
-                <w:b/>
-                <w:bCs/>
-                <w:lang w:val="ru-RU"/>
-              </w:rPr>
-              <w:t>с</w:t>
-            </w:r>
-            <w:r>
-              <w:rPr>
-                <w:b/>
-                <w:bCs/>
-                <w:lang w:val="ru-RU"/>
-              </w:rPr>
-              <w:t xml:space="preserve">. </w:t>
-            </w:r>
-            <w:r>
-              <w:rPr>
-                <w:b/>
-                <w:bCs/>
-                <w:lang w:val="ru-RU"/>
-              </w:rPr>
-              <w:t>18</w:t>
-            </w:r>
-            <w:r>
-              <w:rPr>
-                <w:b/>
-                <w:bCs/>
-                <w:lang w:val="ru-RU"/>
-              </w:rPr>
-              <w:t>.</w:t>
-            </w:r>
-          </w:p>
-          <w:p>
-            <w:pPr>
-              <w:rPr>
-                <w:lang w:val="ru-RU"/>
-              </w:rPr>
-            </w:pPr>
-            <w:r>
-              <w:rPr>
-                <w:lang w:val="ru-RU"/>
-              </w:rPr>
-              <w:t>Цель: познакомить с признаками четырёхугольника. Учить ориентироваться в пространстве.</w:t>
+              <w:t>4, стр. 10. «Знакомство с тетрадью».</w:t>
+            </w:r>
+          </w:p>
+          <w:p>
+            <w:pPr>
+              <w:rPr>
+                <w:lang w:val="ru-RU"/>
+              </w:rPr>
+            </w:pPr>
+            <w:r>
+              <w:rPr>
+                <w:lang w:val="ru-RU"/>
+              </w:rPr>
+              <w:t>Цель: познакомить детей с тетрадью и ее назначением, знаками: «&gt;», «&lt;» (больше, меньше); учить «записывать» и «читать» записи (3 &lt; 4, 4&gt;3); упражнять в счете в пределах 10; учить соотносить цифру с количеством.</w:t>
             </w:r>
           </w:p>
           <w:p>
@@ -6655,21 +6446,7 @@
               <w:rPr>
                 <w:lang w:val="ru-RU"/>
               </w:rPr>
-              <w:t>Цель: продолжать знакомить детей с дымковскими игрушками, учить лепить детали общей фигурки из отдельных кусков глины, плавно соединять их с помощью «</w:t>
-            </w:r>
-            <w:proofErr w:type="spellStart"/>
-            <w:r>
-              <w:rPr>
-                <w:lang w:val="ru-RU"/>
-              </w:rPr>
-              <w:t>примазывания</w:t>
-            </w:r>
-            <w:proofErr w:type="spellEnd"/>
-            <w:r>
-              <w:rPr>
-                <w:lang w:val="ru-RU"/>
-              </w:rPr>
-              <w:t>», раскрашивать их. Воспитывать эстетическое отношение к изделиям народных мастеров.</w:t>
+              <w:t>Цель: продолжать знакомить детей с дымковскими игрушками, учить лепить детали общей фигурки из отдельных кусков глины, плавно соединять их с помощью «примазывания», раскрашивать их. Воспитывать эстетическое отношение к изделиям народных мастеров.</w:t>
             </w:r>
           </w:p>
         </w:tc>
@@ -7238,21 +7015,7 @@
               <w:rPr>
                 <w:lang w:val="en-US"/>
               </w:rPr>
-              <w:t>«</w:t>
-            </w:r>
-            <w:proofErr w:type="spellStart"/>
-            <w:r>
-              <w:rPr>
-                <w:lang w:val="en-US"/>
-              </w:rPr>
-              <w:t>Автозаправка</w:t>
-            </w:r>
-            <w:proofErr w:type="spellEnd"/>
-            <w:r>
-              <w:rPr>
-                <w:lang w:val="en-US"/>
-              </w:rPr>
-              <w:t>»</w:t>
+              <w:t>«Автозаправка»</w:t>
             </w:r>
           </w:p>
         </w:tc>
@@ -8226,79 +7989,109 @@
           <w:p>
             <w:pPr>
               <w:rPr>
-                <w:lang w:val="ru-RU"/>
-              </w:rPr>
-            </w:pPr>
-            <w:r>
-              <w:rPr>
-                <w:b/>
-                <w:bCs/>
-                <w:lang w:val="ru-RU"/>
-              </w:rPr>
-              <w:t>2. Художественно-эстетическое развитие.</w:t>
+                <w:b/>
+                <w:bCs/>
+                <w:lang w:val="ru-RU"/>
+              </w:rPr>
+            </w:pPr>
+            <w:r>
+              <w:rPr>
+                <w:b/>
+                <w:bCs/>
+                <w:lang w:val="ru-RU"/>
+              </w:rPr>
+              <w:t>2. Познавательное развитие.</w:t>
+            </w:r>
+            <w:r>
+              <w:rPr>
+                <w:b/>
+                <w:bCs/>
+                <w:lang w:val="ru-RU"/>
+              </w:rPr>
+              <w:t xml:space="preserve"> «</w:t>
+            </w:r>
+            <w:r>
+              <w:rPr>
+                <w:b/>
+                <w:bCs/>
+                <w:lang w:val="ru-RU"/>
+              </w:rPr>
+              <w:t>День Отца</w:t>
+            </w:r>
+            <w:r>
+              <w:rPr>
+                <w:b/>
+                <w:bCs/>
+                <w:lang w:val="ru-RU"/>
+              </w:rPr>
+              <w:t>»</w:t>
+            </w:r>
+            <w:r>
+              <w:rPr>
+                <w:b/>
+                <w:bCs/>
+                <w:lang w:val="ru-RU"/>
+              </w:rPr>
+              <w:t>.</w:t>
+            </w:r>
+          </w:p>
+          <w:p>
+            <w:pPr>
+              <w:rPr>
+                <w:lang w:val="ru-RU"/>
+              </w:rPr>
+            </w:pPr>
+            <w:r>
+              <w:rPr>
+                <w:lang w:val="ru-RU"/>
+              </w:rPr>
+              <w:t>Цель</w:t>
+            </w:r>
+            <w:r>
+              <w:rPr>
+                <w:lang w:val="ru-RU"/>
+              </w:rPr>
+              <w:t xml:space="preserve">: </w:t>
+            </w:r>
+            <w:r>
+              <w:rPr>
+                <w:lang w:val="ru-RU"/>
+              </w:rPr>
+              <w:t>укреплять атмосферу психологического комфорта в семье. Воспитывать любовь, ласковое чуткое отношение к папе, чувство гордости за своего отца</w:t>
+            </w:r>
+            <w:r>
+              <w:rPr>
+                <w:lang w:val="ru-RU"/>
+              </w:rPr>
+              <w:t>.</w:t>
+            </w:r>
+          </w:p>
+          <w:p>
+            <w:pPr>
+              <w:rPr>
+                <w:lang w:val="ru-RU"/>
+              </w:rPr>
+            </w:pPr>
+          </w:p>
+          <w:p>
+            <w:pPr>
+              <w:rPr>
+                <w:lang w:val="ru-RU"/>
+              </w:rPr>
+            </w:pPr>
+            <w:r>
+              <w:rPr>
+                <w:b/>
+                <w:bCs/>
+                <w:lang w:val="ru-RU"/>
+              </w:rPr>
+              <w:t>3. Художественно-эстетическое развитие.</w:t>
             </w:r>
             <w:r>
               <w:rPr>
                 <w:lang w:val="ru-RU"/>
               </w:rPr>
               <w:t xml:space="preserve"> Музыкальная деятельность.</w:t>
-            </w:r>
-          </w:p>
-          <w:p>
-            <w:pPr>
-              <w:rPr>
-                <w:lang w:val="ru-RU"/>
-              </w:rPr>
-            </w:pPr>
-          </w:p>
-          <w:p>
-            <w:pPr>
-              <w:rPr>
-                <w:b/>
-                <w:bCs/>
-                <w:lang w:val="ru-RU"/>
-              </w:rPr>
-            </w:pPr>
-            <w:r>
-              <w:rPr>
-                <w:b/>
-                <w:bCs/>
-                <w:lang w:val="ru-RU"/>
-              </w:rPr>
-              <w:t>3. Познавательное развитие. Экология.</w:t>
-            </w:r>
-            <w:r>
-              <w:rPr>
-                <w:b/>
-                <w:bCs/>
-                <w:lang w:val="ru-RU"/>
-              </w:rPr>
-              <w:t xml:space="preserve"> «Что такое природа?», «Живая и неживая природа». Бондаренко с. 40.</w:t>
-            </w:r>
-          </w:p>
-          <w:p>
-            <w:pPr>
-              <w:rPr>
-                <w:lang w:val="ru-RU"/>
-              </w:rPr>
-            </w:pPr>
-            <w:r>
-              <w:rPr>
-                <w:lang w:val="ru-RU"/>
-              </w:rPr>
-              <w:t>Цель</w:t>
-            </w:r>
-            <w:r>
-              <w:rPr>
-                <w:lang w:val="ru-RU"/>
-              </w:rPr>
-              <w:t>: научить</w:t>
-            </w:r>
-            <w:r>
-              <w:rPr>
-                <w:lang w:val="ru-RU"/>
-              </w:rPr>
-              <w:t xml:space="preserve"> детей отличать природные объекты от искусственных.</w:t>
             </w:r>
           </w:p>
           <w:p>
@@ -9069,58 +8862,8 @@
               <w:rPr>
                 <w:lang w:val="en-US"/>
               </w:rPr>
-              <w:t>«</w:t>
-            </w:r>
-            <w:proofErr w:type="spellStart"/>
-            <w:r>
-              <w:rPr>
-                <w:lang w:val="en-US"/>
-              </w:rPr>
-              <w:t>Детский</w:t>
-            </w:r>
-            <w:proofErr w:type="spellEnd"/>
-            <w:r>
-              <w:rPr>
-                <w:lang w:val="en-US"/>
-              </w:rPr>
-              <w:t xml:space="preserve"> </w:t>
-            </w:r>
-            <w:proofErr w:type="spellStart"/>
-            <w:r>
-              <w:rPr>
-                <w:lang w:val="en-US"/>
-              </w:rPr>
-              <w:t>сад</w:t>
-            </w:r>
-            <w:proofErr w:type="spellEnd"/>
-            <w:r>
-              <w:rPr>
-                <w:lang w:val="en-US"/>
-              </w:rPr>
-              <w:t xml:space="preserve">» </w:t>
-            </w:r>
-            <w:proofErr w:type="spellStart"/>
-            <w:r>
-              <w:rPr>
-                <w:lang w:val="en-US"/>
-              </w:rPr>
-              <w:t>из</w:t>
-            </w:r>
-            <w:proofErr w:type="spellEnd"/>
-            <w:r>
-              <w:rPr>
-                <w:lang w:val="en-US"/>
-              </w:rPr>
-              <w:t xml:space="preserve"> </w:t>
-            </w:r>
-            <w:proofErr w:type="spellStart"/>
-            <w:r>
-              <w:rPr>
-                <w:lang w:val="en-US"/>
-              </w:rPr>
-              <w:t>кубиков</w:t>
-            </w:r>
-            <w:proofErr w:type="spellEnd"/>
+              <w:t>«Детский сад» из кубиков</w:t>
+            </w:r>
           </w:p>
         </w:tc>
         <w:tc>
